--- a/(e)CRF/Per protocolnaam/45b_Health-Economic Diary (quarterly follow-up).docx
+++ b/(e)CRF/Per protocolnaam/45b_Health-Economic Diary (quarterly follow-up).docx
@@ -9,7 +9,7 @@
           <w:color w:val="123A5F"/>
           <w:sz w:val="28"/>
         </w:rPr>
-        <w:t>Appendix 45b: Gezondheidseconomisch dagboek — vervolgmeting (maand 3–18)</w:t>
+        <w:t>eCRF Document 45b: Health-Economic Diary (quarterly follow-up)</w:t>
       </w:r>
     </w:p>
     <w:p>
